--- a/database_fabio_pileggi/Database.docx
+++ b/database_fabio_pileggi/Database.docx
@@ -101,10 +101,7 @@
     </w:p>
     <w:p>
       <w:r>
-        <w:t xml:space="preserve">where ename not like </w:t>
-      </w:r>
-      <w:r>
-        <w:t>“%$_%” escape “$”;</w:t>
+        <w:t>where ename not like “%$_%” escape “$”;</w:t>
       </w:r>
     </w:p>
     <w:p>
@@ -127,10 +124,7 @@
     </w:p>
     <w:p>
       <w:r>
-        <w:t xml:space="preserve">where ename not </w:t>
-      </w:r>
-      <w:r>
-        <w:t>between 50 and 60;</w:t>
+        <w:t>where ename not between 50 and 60;</w:t>
       </w:r>
     </w:p>
     <w:p>
@@ -148,13 +142,7 @@
     </w:p>
     <w:p>
       <w:r>
-        <w:t xml:space="preserve">where ename  </w:t>
-      </w:r>
-      <w:r>
-        <w:t>not in (50 and 60)</w:t>
-      </w:r>
-      <w:r>
-        <w:t>;</w:t>
+        <w:t>where ename  not in (50 and 60);</w:t>
       </w:r>
     </w:p>
     <w:p>
@@ -293,13 +281,7 @@
     </w:p>
     <w:p>
       <w:r>
-        <w:t>Create</w:t>
-      </w:r>
-      <w:r>
-        <w:t xml:space="preserve"> function</w:t>
-      </w:r>
-      <w:r>
-        <w:t xml:space="preserve"> nome_precedura (parametro1 tipo(dimensione), </w:t>
+        <w:t xml:space="preserve">Create function nome_precedura (parametro1 tipo(dimensione), </w:t>
       </w:r>
     </w:p>
     <w:p>
@@ -424,10 +406,7 @@
     </w:p>
     <w:p>
       <w:r>
-        <w:t>End</w:t>
-      </w:r>
-      <w:r>
-        <w:t xml:space="preserve"> $$</w:t>
+        <w:t>End $$</w:t>
       </w:r>
     </w:p>
     <w:p>
@@ -532,12 +511,7 @@
     <w:p>
       <w:r>
         <w:tab/>
-      </w:r>
-      <w:r>
-        <w:t xml:space="preserve">Function </w:t>
-      </w:r>
-      <w:r>
-        <w:t>[if not exist] nome procedura ([paramtri])</w:t>
+        <w:t>Function [if not exist] nome procedura ([paramtri])</w:t>
       </w:r>
     </w:p>
     <w:p>
@@ -689,6 +663,1084 @@
     <w:p>
       <w:r>
         <w:t>end repeat;</w:t>
+      </w:r>
+    </w:p>
+    <w:p>
+      <w:pPr>
+        <w:pStyle w:val="Titolo3"/>
+      </w:pPr>
+      <w:r>
+        <w:t>Procedure</w:t>
+      </w:r>
+    </w:p>
+    <w:p>
+      <w:r>
+        <w:t xml:space="preserve">DELIMITER $$ </w:t>
+      </w:r>
+    </w:p>
+    <w:p>
+      <w:r>
+        <w:t>CREATE PROCEDURE noleggi_attivi (In p_customer_id smallint, out p_num_noleggi_attivi int)</w:t>
+      </w:r>
+    </w:p>
+    <w:p>
+      <w:r>
+        <w:tab/>
+        <w:t>Select Count(*)</w:t>
+      </w:r>
+    </w:p>
+    <w:p>
+      <w:r>
+        <w:lastRenderedPageBreak/>
+        <w:tab/>
+        <w:t>into p_num_noleggi_attivi</w:t>
+      </w:r>
+    </w:p>
+    <w:p>
+      <w:r>
+        <w:tab/>
+        <w:t>From rental</w:t>
+      </w:r>
+    </w:p>
+    <w:p>
+      <w:r>
+        <w:tab/>
+        <w:t>Where customer_id = p_customer_id</w:t>
+      </w:r>
+    </w:p>
+    <w:p>
+      <w:r>
+        <w:tab/>
+        <w:t>and return_date is null;</w:t>
+      </w:r>
+    </w:p>
+    <w:p>
+      <w:r>
+        <w:t>$$</w:t>
+      </w:r>
+    </w:p>
+    <w:p>
+      <w:r>
+        <w:t xml:space="preserve">DELIMITER </w:t>
+      </w:r>
+      <w:r>
+        <w:t>;</w:t>
+      </w:r>
+    </w:p>
+    <w:p>
+      <w:pPr>
+        <w:pStyle w:val="Titolo3"/>
+      </w:pPr>
+      <w:r>
+        <w:t>Function</w:t>
+      </w:r>
+    </w:p>
+    <w:p>
+      <w:r>
+        <w:t xml:space="preserve">DELIMITER $$ </w:t>
+      </w:r>
+    </w:p>
+    <w:p>
+      <w:r>
+        <w:t>CREATE FUNCTION f_noleggi_attivi (p_customer_id smallint)</w:t>
+      </w:r>
+    </w:p>
+    <w:p>
+      <w:r>
+        <w:t>Returns int</w:t>
+      </w:r>
+    </w:p>
+    <w:p>
+      <w:r>
+        <w:t>Deterministic</w:t>
+      </w:r>
+    </w:p>
+    <w:p>
+      <w:r>
+        <w:t>Reads sql data</w:t>
+      </w:r>
+    </w:p>
+    <w:p/>
+    <w:p>
+      <w:r>
+        <w:t>Begin</w:t>
+      </w:r>
+    </w:p>
+    <w:p>
+      <w:r>
+        <w:tab/>
+        <w:t>Declare num_noleggio_attivi int;</w:t>
+      </w:r>
+    </w:p>
+    <w:p>
+      <w:r>
+        <w:t xml:space="preserve">    </w:t>
+      </w:r>
+    </w:p>
+    <w:p>
+      <w:r>
+        <w:tab/>
+        <w:t>Select Count(*)</w:t>
+      </w:r>
+    </w:p>
+    <w:p>
+      <w:r>
+        <w:tab/>
+        <w:t>Into num_noleggio_attivi</w:t>
+      </w:r>
+    </w:p>
+    <w:p>
+      <w:r>
+        <w:tab/>
+        <w:t>From sakila.rental</w:t>
+      </w:r>
+    </w:p>
+    <w:p>
+      <w:r>
+        <w:tab/>
+        <w:t>Where customer_id = p_customer_id</w:t>
+      </w:r>
+    </w:p>
+    <w:p>
+      <w:r>
+        <w:tab/>
+        <w:t>and return_date is null;</w:t>
+      </w:r>
+    </w:p>
+    <w:p>
+      <w:r>
+        <w:t xml:space="preserve">    </w:t>
+      </w:r>
+    </w:p>
+    <w:p>
+      <w:r>
+        <w:tab/>
+        <w:t>return num_noleggi_attivi;</w:t>
+      </w:r>
+    </w:p>
+    <w:p>
+      <w:r>
+        <w:t>end $$</w:t>
+      </w:r>
+    </w:p>
+    <w:p>
+      <w:r>
+        <w:t>DELIMITER ;</w:t>
+      </w:r>
+    </w:p>
+    <w:p>
+      <w:pPr>
+        <w:pStyle w:val="Titolo3"/>
+      </w:pPr>
+      <w:r>
+        <w:t>Cursori</w:t>
+      </w:r>
+    </w:p>
+    <w:p>
+      <w:r>
+        <w:t>Declare nome_cursore cursor for select ….;</w:t>
+      </w:r>
+    </w:p>
+    <w:p/>
+    <w:p/>
+    <w:p>
+      <w:r>
+        <w:lastRenderedPageBreak/>
+        <w:t>…</w:t>
+      </w:r>
+    </w:p>
+    <w:p>
+      <w:r>
+        <w:t>…</w:t>
+      </w:r>
+    </w:p>
+    <w:p>
+      <w:r>
+        <w:t>delimiter $$</w:t>
+      </w:r>
+    </w:p>
+    <w:p>
+      <w:r>
+        <w:t>create procedure prova ()</w:t>
+      </w:r>
+    </w:p>
+    <w:p/>
+    <w:p>
+      <w:r>
+        <w:t xml:space="preserve">begin </w:t>
+      </w:r>
+    </w:p>
+    <w:p/>
+    <w:p>
+      <w:r>
+        <w:tab/>
+        <w:t>Declare cur_non_restituiti cursor for</w:t>
+      </w:r>
+    </w:p>
+    <w:p>
+      <w:r>
+        <w:tab/>
+        <w:t>Select c.customer_id, c.first_name, c.last_name</w:t>
+      </w:r>
+    </w:p>
+    <w:p>
+      <w:r>
+        <w:tab/>
+        <w:t>from sakila.customer c</w:t>
+      </w:r>
+    </w:p>
+    <w:p>
+      <w:r>
+        <w:tab/>
+        <w:t>join sakila.rental r on r.customer_id = c.customer_id</w:t>
+      </w:r>
+    </w:p>
+    <w:p>
+      <w:r>
+        <w:tab/>
+        <w:t>where r.return_date is null</w:t>
+      </w:r>
+    </w:p>
+    <w:p>
+      <w:r>
+        <w:tab/>
+        <w:t>group by c.customer_id;</w:t>
+      </w:r>
+    </w:p>
+    <w:p>
+      <w:r>
+        <w:tab/>
+      </w:r>
+    </w:p>
+    <w:p>
+      <w:r>
+        <w:tab/>
+        <w:t>start transaction;</w:t>
+      </w:r>
+    </w:p>
+    <w:p>
+      <w:r>
+        <w:t xml:space="preserve">    open cur_overdue;</w:t>
+      </w:r>
+    </w:p>
+    <w:p>
+      <w:r>
+        <w:t xml:space="preserve">    </w:t>
+      </w:r>
+    </w:p>
+    <w:p>
+      <w:r>
+        <w:t xml:space="preserve">    read_loop: loop</w:t>
+      </w:r>
+    </w:p>
+    <w:p>
+      <w:r>
+        <w:tab/>
+      </w:r>
+    </w:p>
+    <w:p>
+      <w:r>
+        <w:tab/>
+      </w:r>
+      <w:r>
+        <w:tab/>
+        <w:t>fetch cur_overdue into v_customer_id, v_first_name, v_last_name;</w:t>
+      </w:r>
+    </w:p>
+    <w:p>
+      <w:r>
+        <w:tab/>
+      </w:r>
+    </w:p>
+    <w:p>
+      <w:r>
+        <w:t xml:space="preserve">    end loop;</w:t>
+      </w:r>
+    </w:p>
+    <w:p>
+      <w:r>
+        <w:t xml:space="preserve">    </w:t>
+      </w:r>
+    </w:p>
+    <w:p>
+      <w:r>
+        <w:t xml:space="preserve">    close cur_overdue;</w:t>
+      </w:r>
+    </w:p>
+    <w:p>
+      <w:r>
+        <w:t xml:space="preserve">    end $$</w:t>
+      </w:r>
+    </w:p>
+    <w:p>
+      <w:r>
+        <w:t xml:space="preserve">    </w:t>
+      </w:r>
+    </w:p>
+    <w:p>
+      <w:r>
+        <w:t xml:space="preserve">    delimiter ;</w:t>
+      </w:r>
+    </w:p>
+    <w:p>
+      <w:pPr>
+        <w:pStyle w:val="Titolo3"/>
+      </w:pPr>
+      <w:r>
+        <w:t>Eccezioni</w:t>
+      </w:r>
+    </w:p>
+    <w:p>
+      <w:r>
+        <w:t>Declare continue | exit handler</w:t>
+      </w:r>
+    </w:p>
+    <w:p>
+      <w:r>
+        <w:lastRenderedPageBreak/>
+        <w:tab/>
+        <w:t>For mysql_error_code</w:t>
+      </w:r>
+    </w:p>
+    <w:p>
+      <w:r>
+        <w:tab/>
+      </w:r>
+      <w:r>
+        <w:tab/>
+        <w:t>| sqlstate [value] sqlstate value</w:t>
+      </w:r>
+    </w:p>
+    <w:p>
+      <w:r>
+        <w:tab/>
+      </w:r>
+      <w:r>
+        <w:tab/>
+        <w:t>| condition_name</w:t>
+      </w:r>
+    </w:p>
+    <w:p>
+      <w:r>
+        <w:tab/>
+      </w:r>
+      <w:r>
+        <w:tab/>
+        <w:t>| sqlwarning</w:t>
+      </w:r>
+    </w:p>
+    <w:p>
+      <w:r>
+        <w:tab/>
+      </w:r>
+      <w:r>
+        <w:tab/>
+        <w:t>| not found</w:t>
+      </w:r>
+    </w:p>
+    <w:p>
+      <w:r>
+        <w:tab/>
+      </w:r>
+      <w:r>
+        <w:tab/>
+        <w:t>| sqlexpection</w:t>
+      </w:r>
+    </w:p>
+    <w:p>
+      <w:r>
+        <w:t>istruzioni;</w:t>
+      </w:r>
+    </w:p>
+    <w:p>
+      <w:pPr>
+        <w:pStyle w:val="Titolo3"/>
+      </w:pPr>
+      <w:r>
+        <w:t>Cursori – lettura</w:t>
+      </w:r>
+    </w:p>
+    <w:p>
+      <w:pPr>
+        <w:pStyle w:val="Titolo3"/>
+      </w:pPr>
+      <w:r>
+        <w:t>if</w:t>
+      </w:r>
+    </w:p>
+    <w:p>
+      <w:r>
+        <w:t xml:space="preserve">begin </w:t>
+      </w:r>
+    </w:p>
+    <w:p>
+      <w:r>
+        <w:t>declare termina int default false;</w:t>
+      </w:r>
+    </w:p>
+    <w:p>
+      <w:r>
+        <w:t>declare nome_cursore cursor for select...;</w:t>
+      </w:r>
+    </w:p>
+    <w:p>
+      <w:r>
+        <w:t>declare continue handler for not found set termina = true;</w:t>
+      </w:r>
+    </w:p>
+    <w:p>
+      <w:r>
+        <w:t>open nome_cursore;</w:t>
+      </w:r>
+    </w:p>
+    <w:p/>
+    <w:p>
+      <w:r>
+        <w:t>ciclo_lettura: loop</w:t>
+      </w:r>
+    </w:p>
+    <w:p>
+      <w:r>
+        <w:t xml:space="preserve"> fetch nome_cursore</w:t>
+      </w:r>
+    </w:p>
+    <w:p>
+      <w:r>
+        <w:tab/>
+        <w:t>into variabile1,</w:t>
+      </w:r>
+    </w:p>
+    <w:p>
+      <w:r>
+        <w:tab/>
+      </w:r>
+      <w:r>
+        <w:tab/>
+        <w:t xml:space="preserve"> variabile2,</w:t>
+      </w:r>
+    </w:p>
+    <w:p>
+      <w:r>
+        <w:t xml:space="preserve">         ...;</w:t>
+      </w:r>
+    </w:p>
+    <w:p>
+      <w:r>
+        <w:t xml:space="preserve"> if termina then</w:t>
+      </w:r>
+    </w:p>
+    <w:p>
+      <w:r>
+        <w:tab/>
+        <w:t>leave ciclo_lettura;</w:t>
+      </w:r>
+    </w:p>
+    <w:p>
+      <w:r>
+        <w:t>end if;</w:t>
+      </w:r>
+    </w:p>
+    <w:p>
+      <w:r>
+        <w:t>istruzioni;</w:t>
+      </w:r>
+    </w:p>
+    <w:p>
+      <w:r>
+        <w:t>end loop;</w:t>
+      </w:r>
+    </w:p>
+    <w:p>
+      <w:r>
+        <w:t>close nome_cursore;</w:t>
+      </w:r>
+    </w:p>
+    <w:p>
+      <w:pPr>
+        <w:pStyle w:val="Titolo3"/>
+      </w:pPr>
+      <w:r>
+        <w:t>do while</w:t>
+      </w:r>
+    </w:p>
+    <w:p>
+      <w:r>
+        <w:t xml:space="preserve">begin </w:t>
+      </w:r>
+    </w:p>
+    <w:p>
+      <w:r>
+        <w:t>declare continua int default false;</w:t>
+      </w:r>
+    </w:p>
+    <w:p>
+      <w:r>
+        <w:lastRenderedPageBreak/>
+        <w:t>declare nome_cursore cursor for select...;</w:t>
+      </w:r>
+    </w:p>
+    <w:p>
+      <w:r>
+        <w:t>declare continue handler for not found set continua = true;</w:t>
+      </w:r>
+    </w:p>
+    <w:p>
+      <w:r>
+        <w:t>open nome_cursore;</w:t>
+      </w:r>
+    </w:p>
+    <w:p/>
+    <w:p>
+      <w:r>
+        <w:t xml:space="preserve"> fetch nome_cursore</w:t>
+      </w:r>
+    </w:p>
+    <w:p>
+      <w:r>
+        <w:tab/>
+        <w:t>into variabile1,</w:t>
+      </w:r>
+    </w:p>
+    <w:p>
+      <w:r>
+        <w:tab/>
+      </w:r>
+      <w:r>
+        <w:tab/>
+        <w:t xml:space="preserve"> variabile2,</w:t>
+      </w:r>
+    </w:p>
+    <w:p>
+      <w:r>
+        <w:t xml:space="preserve">         ...;</w:t>
+      </w:r>
+    </w:p>
+    <w:p>
+      <w:r>
+        <w:t>while continua do</w:t>
+      </w:r>
+    </w:p>
+    <w:p>
+      <w:r>
+        <w:tab/>
+        <w:t>istruzioni;</w:t>
+      </w:r>
+    </w:p>
+    <w:p>
+      <w:r>
+        <w:t xml:space="preserve">    fetch nome_cursore into variabile1, variabile2</w:t>
+      </w:r>
+    </w:p>
+    <w:p>
+      <w:r>
+        <w:t>end while;</w:t>
+      </w:r>
+    </w:p>
+    <w:p>
+      <w:r>
+        <w:t>istruzioni;</w:t>
+      </w:r>
+    </w:p>
+    <w:p>
+      <w:r>
+        <w:t>close nome_cursore;</w:t>
+      </w:r>
+    </w:p>
+    <w:p>
+      <w:pPr>
+        <w:pStyle w:val="Titolo3"/>
+      </w:pPr>
+      <w:r>
+        <w:t>repeat</w:t>
+      </w:r>
+    </w:p>
+    <w:p>
+      <w:r>
+        <w:t xml:space="preserve">begin </w:t>
+      </w:r>
+    </w:p>
+    <w:p>
+      <w:r>
+        <w:t>declare continua int default false;</w:t>
+      </w:r>
+    </w:p>
+    <w:p>
+      <w:r>
+        <w:t>declare nome_cursore cursor for select...;</w:t>
+      </w:r>
+    </w:p>
+    <w:p>
+      <w:r>
+        <w:t>declare continue handler for not found set continua = true;</w:t>
+      </w:r>
+    </w:p>
+    <w:p>
+      <w:r>
+        <w:t>open nome_cursore;</w:t>
+      </w:r>
+    </w:p>
+    <w:p/>
+    <w:p>
+      <w:r>
+        <w:t xml:space="preserve"> fetch nome_cursore</w:t>
+      </w:r>
+    </w:p>
+    <w:p>
+      <w:r>
+        <w:tab/>
+        <w:t>into variabile1,</w:t>
+      </w:r>
+    </w:p>
+    <w:p>
+      <w:r>
+        <w:tab/>
+      </w:r>
+      <w:r>
+        <w:tab/>
+        <w:t xml:space="preserve"> variabile2,</w:t>
+      </w:r>
+    </w:p>
+    <w:p>
+      <w:r>
+        <w:t xml:space="preserve">         ...;</w:t>
+      </w:r>
+    </w:p>
+    <w:p>
+      <w:r>
+        <w:t xml:space="preserve"> if continua then</w:t>
+      </w:r>
+    </w:p>
+    <w:p>
+      <w:r>
+        <w:tab/>
+        <w:t>istruzioni;</w:t>
+      </w:r>
+    </w:p>
+    <w:p>
+      <w:r>
+        <w:t xml:space="preserve"> end if;</w:t>
+      </w:r>
+    </w:p>
+    <w:p>
+      <w:r>
+        <w:t>until continua end repeat;</w:t>
+      </w:r>
+    </w:p>
+    <w:p>
+      <w:r>
+        <w:lastRenderedPageBreak/>
+        <w:t>close nome_cursore;</w:t>
+      </w:r>
+    </w:p>
+    <w:p/>
+    <w:p>
+      <w:r>
+        <w:t>Aggiornare la data dell’inventario con la data attuale dei record che hanno l’ultima data di aggiornamento inferiore a 01/01/2025</w:t>
+      </w:r>
+    </w:p>
+    <w:p>
+      <w:r>
+        <w:t>Tabella inventory campo last_update</w:t>
+      </w:r>
+    </w:p>
+    <w:p>
+      <w:r>
+        <w:t xml:space="preserve">DELIMITER $$ </w:t>
+      </w:r>
+    </w:p>
+    <w:p>
+      <w:r>
+        <w:t>CREATE procedure aggiorna_data ()</w:t>
+      </w:r>
+    </w:p>
+    <w:p>
+      <w:r>
+        <w:t>Deterministic</w:t>
+      </w:r>
+    </w:p>
+    <w:p/>
+    <w:p>
+      <w:r>
+        <w:t>Begin</w:t>
+      </w:r>
+    </w:p>
+    <w:p/>
+    <w:p>
+      <w:r>
+        <w:t xml:space="preserve">    update inventory</w:t>
+      </w:r>
+    </w:p>
+    <w:p>
+      <w:r>
+        <w:t xml:space="preserve">    set last_update = now()</w:t>
+      </w:r>
+    </w:p>
+    <w:p>
+      <w:r>
+        <w:tab/>
+        <w:t>Where last_update &lt; '2025-01-01';</w:t>
+      </w:r>
+    </w:p>
+    <w:p>
+      <w:r>
+        <w:tab/>
+      </w:r>
+    </w:p>
+    <w:p>
+      <w:r>
+        <w:t>end $$</w:t>
+      </w:r>
+    </w:p>
+    <w:p>
+      <w:r>
+        <w:t>DELIMITER ;</w:t>
+      </w:r>
+    </w:p>
+    <w:p/>
+    <w:p>
+      <w:r>
+        <w:t>call aggiorna_data();</w:t>
+      </w:r>
+    </w:p>
+    <w:p>
+      <w:r>
+        <w:t>select * from inventory;</w:t>
+      </w:r>
+    </w:p>
+    <w:p/>
+    <w:p>
+      <w:r>
+        <w:t>CREATE PROCEDURE curdemo()</w:t>
+      </w:r>
+    </w:p>
+    <w:p>
+      <w:r>
+        <w:t>BEGIN</w:t>
+      </w:r>
+    </w:p>
+    <w:p>
+      <w:r>
+        <w:t xml:space="preserve">  DECLARE done INT DEFAULT FALSE;</w:t>
+      </w:r>
+    </w:p>
+    <w:p>
+      <w:r>
+        <w:t xml:space="preserve">  DECLARE a CHAR(16);</w:t>
+      </w:r>
+    </w:p>
+    <w:p>
+      <w:r>
+        <w:t xml:space="preserve">  DECLARE b, c INT;</w:t>
+      </w:r>
+    </w:p>
+    <w:p>
+      <w:r>
+        <w:t xml:space="preserve">  DECLARE cur1 CURSOR FOR SELECT id,data FROM test.t1;</w:t>
+      </w:r>
+    </w:p>
+    <w:p>
+      <w:r>
+        <w:t xml:space="preserve">  DECLARE cur2 CURSOR FOR SELECT i FROM test.t2;</w:t>
+      </w:r>
+    </w:p>
+    <w:p>
+      <w:r>
+        <w:t xml:space="preserve">  DECLARE CONTINUE HANDLER FOR NOT FOUND SET done = TRUE;</w:t>
+      </w:r>
+    </w:p>
+    <w:p/>
+    <w:p>
+      <w:r>
+        <w:t xml:space="preserve">  OPEN cur1;</w:t>
+      </w:r>
+    </w:p>
+    <w:p>
+      <w:r>
+        <w:t xml:space="preserve">  OPEN cur2;</w:t>
+      </w:r>
+    </w:p>
+    <w:p/>
+    <w:p>
+      <w:r>
+        <w:t xml:space="preserve">  read_loop: LOOP</w:t>
+      </w:r>
+    </w:p>
+    <w:p>
+      <w:r>
+        <w:t xml:space="preserve">    FETCH cur1 INTO a, b;</w:t>
+      </w:r>
+    </w:p>
+    <w:p>
+      <w:r>
+        <w:t xml:space="preserve">    FETCH cur2 INTO c;</w:t>
+      </w:r>
+    </w:p>
+    <w:p>
+      <w:r>
+        <w:t xml:space="preserve">    IF done THEN</w:t>
+      </w:r>
+    </w:p>
+    <w:p>
+      <w:r>
+        <w:t xml:space="preserve">      LEAVE read_loop;</w:t>
+      </w:r>
+    </w:p>
+    <w:p>
+      <w:r>
+        <w:t xml:space="preserve">    END IF;</w:t>
+      </w:r>
+    </w:p>
+    <w:p>
+      <w:r>
+        <w:t xml:space="preserve">    IF b &lt; c THEN</w:t>
+      </w:r>
+    </w:p>
+    <w:p>
+      <w:r>
+        <w:t xml:space="preserve">      INSERT INTO test.t3 VALUES (a,b);</w:t>
+      </w:r>
+    </w:p>
+    <w:p>
+      <w:r>
+        <w:t xml:space="preserve">    ELSE</w:t>
+      </w:r>
+    </w:p>
+    <w:p>
+      <w:r>
+        <w:t xml:space="preserve">      INSERT INTO test.t3 VALUES (a,c);</w:t>
+      </w:r>
+    </w:p>
+    <w:p>
+      <w:r>
+        <w:t xml:space="preserve">    END IF;</w:t>
+      </w:r>
+    </w:p>
+    <w:p>
+      <w:r>
+        <w:t xml:space="preserve">  END LOOP;</w:t>
+      </w:r>
+    </w:p>
+    <w:p/>
+    <w:p>
+      <w:r>
+        <w:t xml:space="preserve">  CLOSE cur1;</w:t>
+      </w:r>
+    </w:p>
+    <w:p>
+      <w:r>
+        <w:t xml:space="preserve">  CLOSE cur2;</w:t>
+      </w:r>
+    </w:p>
+    <w:p>
+      <w:r>
+        <w:t>END;</w:t>
+      </w:r>
+    </w:p>
+    <w:p>
+      <w:pPr>
+        <w:pStyle w:val="Titolo3"/>
+      </w:pPr>
+      <w:r>
+        <w:t>signal – esempio (in qualsiasi punto di routine/trigger)</w:t>
+      </w:r>
+    </w:p>
+    <w:p>
+      <w:r>
+        <w:t>if v_amount &lt; 0 then</w:t>
+      </w:r>
+    </w:p>
+    <w:p>
+      <w:r>
+        <w:tab/>
+        <w:t>signal sqlstate “45000” set message_text =  “importo non valido”;</w:t>
+      </w:r>
+    </w:p>
+    <w:p>
+      <w:r>
+        <w:t>end if;</w:t>
+      </w:r>
+    </w:p>
+    <w:p>
+      <w:pPr>
+        <w:pStyle w:val="Titolo3"/>
+      </w:pPr>
+      <w:r>
+        <w:t>resignal (solo dentro handler)</w:t>
+      </w:r>
+    </w:p>
+    <w:p>
+      <w:r>
+        <w:t>declare exit handler for sqlexception</w:t>
+      </w:r>
+    </w:p>
+    <w:p>
+      <w:r>
+        <w:t xml:space="preserve">begin </w:t>
+      </w:r>
+    </w:p>
+    <w:p>
+      <w:r>
+        <w:tab/>
+        <w:t>resignal set message_text =  “Errore DB durante inserimento”;</w:t>
+      </w:r>
+    </w:p>
+    <w:p>
+      <w:r>
+        <w:t>end;</w:t>
+      </w:r>
+    </w:p>
+    <w:p>
+      <w:pPr>
+        <w:pStyle w:val="Titolo2"/>
+      </w:pPr>
+      <w:r>
+        <w:lastRenderedPageBreak/>
+        <w:t>trigger</w:t>
+      </w:r>
+    </w:p>
+    <w:p>
+      <w:r>
+        <w:t>creare una tabella clone per lo storico (clienti_s) in caso ho sbagliato a cancellare con delete</w:t>
+      </w:r>
+    </w:p>
+    <w:p>
+      <w:r>
+        <w:t>validazione dei dati</w:t>
+      </w:r>
+    </w:p>
+    <w:p>
+      <w:r>
+        <w:t>propagazione dei dati su altre tabelle</w:t>
+      </w:r>
+    </w:p>
+    <w:p>
+      <w:r>
+        <w:t>creazione file di log</w:t>
+      </w:r>
+    </w:p>
+    <w:p>
+      <w:r>
+        <w:t>create trigger nome_trigger before delete</w:t>
+      </w:r>
+      <w:r>
+        <w:t xml:space="preserve"> </w:t>
+      </w:r>
+      <w:r>
+        <w:tab/>
+      </w:r>
+      <w:r>
+        <w:tab/>
+        <w:t>after insert/update</w:t>
+      </w:r>
+    </w:p>
+    <w:p>
+      <w:r>
+        <w:tab/>
+      </w:r>
+      <w:r>
+        <w:tab/>
+        <w:t>on nome_tabella</w:t>
+      </w:r>
+    </w:p>
+    <w:p>
+      <w:r>
+        <w:tab/>
+        <w:t xml:space="preserve">for each row </w:t>
+      </w:r>
+    </w:p>
+    <w:p>
+      <w:r>
+        <w:t>begin</w:t>
+      </w:r>
+    </w:p>
+    <w:p>
+      <w:r>
+        <w:tab/>
+        <w:t>insert into nome_tabella_s</w:t>
+      </w:r>
+    </w:p>
+    <w:p>
+      <w:r>
+        <w:tab/>
+      </w:r>
+      <w:r>
+        <w:tab/>
+        <w:t>(nome, codice)</w:t>
+      </w:r>
+    </w:p>
+    <w:p>
+      <w:r>
+        <w:tab/>
+        <w:t>Values</w:t>
+      </w:r>
+    </w:p>
+    <w:p>
+      <w:r>
+        <w:tab/>
+      </w:r>
+      <w:r>
+        <w:tab/>
+        <w:t>(old.nome, old.codice);</w:t>
+      </w:r>
+      <w:r>
+        <w:t xml:space="preserve"> </w:t>
+      </w:r>
+      <w:r>
+        <w:tab/>
+        <w:t>(new.nome, new.codice)</w:t>
+      </w:r>
+    </w:p>
+    <w:p>
+      <w:r>
+        <w:t>end;</w:t>
+      </w:r>
+    </w:p>
+    <w:p>
+      <w:r>
+        <w:t xml:space="preserve">show triggers </w:t>
+      </w:r>
+      <w:r>
+        <w:tab/>
+        <w:t>[like “TR010%”]</w:t>
+      </w:r>
+      <w:r>
+        <w:tab/>
+        <w:t>mostra tutti i trigger esistenti e il relativo codice</w:t>
+      </w:r>
+    </w:p>
+    <w:p>
+      <w:r>
+        <w:t xml:space="preserve">show create trigger </w:t>
+      </w:r>
+      <w:r>
+        <w:tab/>
+        <w:t>nome_trigger</w:t>
+      </w:r>
+      <w:r>
+        <w:tab/>
+      </w:r>
+      <w:r>
+        <w:tab/>
+        <w:t>visualizza il codice del trigger</w:t>
+      </w:r>
+    </w:p>
+    <w:p>
+      <w:r>
+        <w:t xml:space="preserve">drop trigger </w:t>
+      </w:r>
+      <w:r>
+        <w:tab/>
+      </w:r>
+      <w:r>
+        <w:tab/>
+        <w:t>nome_trigger</w:t>
+      </w:r>
+      <w:r>
+        <w:tab/>
+      </w:r>
+      <w:r>
+        <w:tab/>
+        <w:t>elimina dal database il trigger</w:t>
       </w:r>
     </w:p>
     <w:sectPr>
@@ -1302,7 +2354,6 @@
   <w:style w:type="character" w:default="1" w:styleId="Carpredefinitoparagrafo">
     <w:name w:val="Default Paragraph Font"/>
     <w:uiPriority w:val="1"/>
-    <w:semiHidden/>
     <w:unhideWhenUsed/>
   </w:style>
   <w:style w:type="table" w:default="1" w:styleId="Tabellanormale">
